--- a/lessons/03 - probable cause/0 - TEACHER - Run Sheet - Probable Cause.docx
+++ b/lessons/03 - probable cause/0 - TEACHER - Run Sheet - Probable Cause.docx
@@ -44,6 +44,997 @@
           <w:szCs w:val="22"/>
         </w:rPr>
         <w:t xml:space="preserve">Probable Cause · one 90-minute block</w:t>
+      </w:r>
+    </w:p>
+    <w:p>
+      <w:pPr>
+        <w:spacing w:after="60"/>
+      </w:pPr>
+      <w:r>
+        <w:rPr>
+          <w:b/>
+          <w:bCs/>
+          <w:color w:val="10243A"/>
+          <w:sz w:val="38"/>
+          <w:szCs w:val="38"/>
+        </w:rPr>
+        <w:t xml:space="preserve">Canvas Setup</w:t>
+      </w:r>
+    </w:p>
+    <w:p>
+      <w:pPr>
+        <w:spacing w:after="150" w:line="290"/>
+      </w:pPr>
+      <w:r>
+        <w:rPr>
+          <w:color w:val="5F6B79"/>
+          <w:sz w:val="21"/>
+          <w:szCs w:val="21"/>
+        </w:rPr>
+        <w:t xml:space="preserve">Two assignments. Build them both before class, but leave the second one hidden — the lesson turns on the pawn record arriving at minute 32 and not before.</w:t>
+      </w:r>
+    </w:p>
+    <w:tbl>
+      <w:tblPr>
+        <w:tblW w:type="dxa" w:w="9360"/>
+        <w:tblBorders>
+          <w:top w:val="single" w:color="1A5FB4" w:sz="8"/>
+          <w:left w:val="single" w:color="1A5FB4" w:sz="8"/>
+          <w:bottom w:val="single" w:color="1A5FB4" w:sz="8"/>
+          <w:right w:val="single" w:color="1A5FB4" w:sz="8"/>
+          <w:insideH w:val="single" w:color="1A5FB4" w:sz="8"/>
+          <w:insideV w:val="single" w:color="1A5FB4" w:sz="8"/>
+        </w:tblBorders>
+      </w:tblPr>
+      <w:tblGrid>
+        <w:gridCol w:w="9360"/>
+      </w:tblGrid>
+      <w:tr>
+        <w:tc>
+          <w:tcPr>
+            <w:tcW w:type="dxa" w:w="9360"/>
+            <w:tcMar>
+              <w:top w:type="dxa" w:w="160"/>
+              <w:left w:type="dxa" w:w="200"/>
+              <w:bottom w:type="dxa" w:w="160"/>
+              <w:right w:type="dxa" w:w="200"/>
+            </w:tcMar>
+          </w:tcPr>
+          <w:p>
+            <w:pPr>
+              <w:spacing w:after="70"/>
+            </w:pPr>
+            <w:r>
+              <w:rPr>
+                <w:b/>
+                <w:bCs/>
+                <w:color w:val="1A5FB4"/>
+                <w:sz w:val="17"/>
+                <w:szCs w:val="17"/>
+                <w:spacing w:val="20"/>
+              </w:rPr>
+              <w:t xml:space="preserve">HOW TO USE THIS PAGE</w:t>
+            </w:r>
+          </w:p>
+          <w:p>
+            <w:pPr>
+              <w:spacing w:after="70" w:line="285"/>
+            </w:pPr>
+            <w:r>
+              <w:rPr>
+                <w:color w:val="1B1B1B"/>
+                <w:sz w:val="20"/>
+                <w:szCs w:val="20"/>
+              </w:rPr>
+              <w:t xml:space="preserve">Build each assignment exactly as the box says, then copy the description text underneath straight into the Canvas description field. Nothing else on this page goes to students.</w:t>
+            </w:r>
+          </w:p>
+          <w:p>
+            <w:pPr>
+              <w:spacing w:after="0" w:line="285"/>
+            </w:pPr>
+            <w:r>
+              <w:rPr>
+                <w:color w:val="1B1B1B"/>
+                <w:sz w:val="20"/>
+                <w:szCs w:val="20"/>
+              </w:rPr>
+              <w:t xml:space="preserve">An assignment in orange starts hidden. Do not publish it until the minute given — the lesson depends on it.</w:t>
+            </w:r>
+          </w:p>
+        </w:tc>
+      </w:tr>
+    </w:tbl>
+    <w:p>
+      <w:pPr>
+        <w:spacing w:after="230" w:line="276"/>
+      </w:pPr>
+      <w:r>
+        <w:rPr>
+          <w:color w:val="1B1B1B"/>
+          <w:sz w:val="21"/>
+          <w:szCs w:val="21"/>
+        </w:rPr>
+        <w:t xml:space="preserve"/>
+      </w:r>
+    </w:p>
+    <w:tbl>
+      <w:tblPr>
+        <w:tblW w:type="dxa" w:w="9360"/>
+        <w:tblBorders>
+          <w:top w:val="single" w:color="10243A" w:sz="8"/>
+          <w:left w:val="single" w:color="10243A" w:sz="8"/>
+          <w:bottom w:val="single" w:color="10243A" w:sz="8"/>
+          <w:right w:val="single" w:color="10243A" w:sz="8"/>
+          <w:insideH w:val="single" w:color="10243A" w:sz="8"/>
+          <w:insideV w:val="single" w:color="10243A" w:sz="8"/>
+        </w:tblBorders>
+      </w:tblPr>
+      <w:tblGrid>
+        <w:gridCol w:w="2200"/>
+        <w:gridCol w:w="7160"/>
+      </w:tblGrid>
+      <w:tr>
+        <w:tc>
+          <w:tcPr>
+            <w:tcW w:type="dxa" w:w="9360"/>
+            <w:gridSpan w:val="2"/>
+            <w:shd w:fill="10243A" w:val="clear"/>
+            <w:tcMar>
+              <w:top w:type="dxa" w:w="110"/>
+              <w:left w:type="dxa" w:w="170"/>
+              <w:bottom w:type="dxa" w:w="110"/>
+              <w:right w:type="dxa" w:w="170"/>
+            </w:tcMar>
+          </w:tcPr>
+          <w:p>
+            <w:r>
+              <w:rPr>
+                <w:b/>
+                <w:bCs/>
+                <w:color w:val="FFFFFF"/>
+                <w:sz w:val="17"/>
+                <w:szCs w:val="17"/>
+                <w:spacing w:val="30"/>
+              </w:rPr>
+              <w:t xml:space="preserve">ASSIGNMENT 1</w:t>
+            </w:r>
+            <w:r>
+              <w:rPr>
+                <w:b/>
+                <w:bCs/>
+                <w:color w:val="FFFFFF"/>
+                <w:sz w:val="17"/>
+                <w:szCs w:val="17"/>
+                <w:spacing w:val="20"/>
+              </w:rPr>
+              <w:t xml:space="preserve">    PROBABLE CAUSE — WORKSHEET</w:t>
+            </w:r>
+          </w:p>
+        </w:tc>
+      </w:tr>
+      <w:tr>
+        <w:tc>
+          <w:tcPr>
+            <w:tcW w:type="dxa" w:w="2200"/>
+            <w:shd w:fill="F2F5F8" w:val="clear"/>
+            <w:tcMar>
+              <w:top w:type="dxa" w:w="90"/>
+              <w:left w:type="dxa" w:w="150"/>
+              <w:bottom w:type="dxa" w:w="90"/>
+              <w:right w:type="dxa" w:w="150"/>
+            </w:tcMar>
+          </w:tcPr>
+          <w:p>
+            <w:r>
+              <w:rPr>
+                <w:b/>
+                <w:bCs/>
+                <w:color w:val="5F6B79"/>
+                <w:sz w:val="16"/>
+                <w:szCs w:val="16"/>
+              </w:rPr>
+              <w:t xml:space="preserve">ATTACH</w:t>
+            </w:r>
+          </w:p>
+        </w:tc>
+        <w:tc>
+          <w:tcPr>
+            <w:tcW w:type="dxa" w:w="7160"/>
+            <w:tcMar>
+              <w:top w:type="dxa" w:w="90"/>
+              <w:left w:type="dxa" w:w="150"/>
+              <w:bottom w:type="dxa" w:w="90"/>
+              <w:right w:type="dxa" w:w="150"/>
+            </w:tcMar>
+          </w:tcPr>
+          <w:p>
+            <w:pPr>
+              <w:spacing w:line="280"/>
+            </w:pPr>
+            <w:r>
+              <w:rPr>
+                <w:color w:val="1B1B1B"/>
+                <w:sz w:val="19"/>
+                <w:szCs w:val="19"/>
+              </w:rPr>
+              <w:t xml:space="preserve">2 - Probable Cause Worksheet.docx</w:t>
+            </w:r>
+          </w:p>
+        </w:tc>
+      </w:tr>
+      <w:tr>
+        <w:tc>
+          <w:tcPr>
+            <w:tcW w:type="dxa" w:w="2200"/>
+            <w:shd w:fill="F2F5F8" w:val="clear"/>
+            <w:tcMar>
+              <w:top w:type="dxa" w:w="90"/>
+              <w:left w:type="dxa" w:w="150"/>
+              <w:bottom w:type="dxa" w:w="90"/>
+              <w:right w:type="dxa" w:w="150"/>
+            </w:tcMar>
+          </w:tcPr>
+          <w:p>
+            <w:r>
+              <w:rPr>
+                <w:b/>
+                <w:bCs/>
+                <w:color w:val="5F6B79"/>
+                <w:sz w:val="16"/>
+                <w:szCs w:val="16"/>
+              </w:rPr>
+              <w:t xml:space="preserve">POINTS</w:t>
+            </w:r>
+          </w:p>
+        </w:tc>
+        <w:tc>
+          <w:tcPr>
+            <w:tcW w:type="dxa" w:w="7160"/>
+            <w:tcMar>
+              <w:top w:type="dxa" w:w="90"/>
+              <w:left w:type="dxa" w:w="150"/>
+              <w:bottom w:type="dxa" w:w="90"/>
+              <w:right w:type="dxa" w:w="150"/>
+            </w:tcMar>
+          </w:tcPr>
+          <w:p>
+            <w:pPr>
+              <w:spacing w:line="280"/>
+            </w:pPr>
+            <w:r>
+              <w:rPr>
+                <w:color w:val="1B1B1B"/>
+                <w:sz w:val="19"/>
+                <w:szCs w:val="19"/>
+              </w:rPr>
+              <w:t xml:space="preserve">40</w:t>
+            </w:r>
+          </w:p>
+        </w:tc>
+      </w:tr>
+      <w:tr>
+        <w:tc>
+          <w:tcPr>
+            <w:tcW w:type="dxa" w:w="2200"/>
+            <w:shd w:fill="F2F5F8" w:val="clear"/>
+            <w:tcMar>
+              <w:top w:type="dxa" w:w="90"/>
+              <w:left w:type="dxa" w:w="150"/>
+              <w:bottom w:type="dxa" w:w="90"/>
+              <w:right w:type="dxa" w:w="150"/>
+            </w:tcMar>
+          </w:tcPr>
+          <w:p>
+            <w:r>
+              <w:rPr>
+                <w:b/>
+                <w:bCs/>
+                <w:color w:val="5F6B79"/>
+                <w:sz w:val="16"/>
+                <w:szCs w:val="16"/>
+              </w:rPr>
+              <w:t xml:space="preserve">SUBMISSION</w:t>
+            </w:r>
+          </w:p>
+        </w:tc>
+        <w:tc>
+          <w:tcPr>
+            <w:tcW w:type="dxa" w:w="7160"/>
+            <w:tcMar>
+              <w:top w:type="dxa" w:w="90"/>
+              <w:left w:type="dxa" w:w="150"/>
+              <w:bottom w:type="dxa" w:w="90"/>
+              <w:right w:type="dxa" w:w="150"/>
+            </w:tcMar>
+          </w:tcPr>
+          <w:p>
+            <w:pPr>
+              <w:spacing w:line="280"/>
+            </w:pPr>
+            <w:r>
+              <w:rPr>
+                <w:color w:val="1B1B1B"/>
+                <w:sz w:val="19"/>
+                <w:szCs w:val="19"/>
+              </w:rPr>
+              <w:t xml:space="preserve">Online · file upload (they edit the .docx and submit it)</w:t>
+            </w:r>
+          </w:p>
+        </w:tc>
+      </w:tr>
+      <w:tr>
+        <w:tc>
+          <w:tcPr>
+            <w:tcW w:type="dxa" w:w="2200"/>
+            <w:shd w:fill="F2F5F8" w:val="clear"/>
+            <w:tcMar>
+              <w:top w:type="dxa" w:w="90"/>
+              <w:left w:type="dxa" w:w="150"/>
+              <w:bottom w:type="dxa" w:w="90"/>
+              <w:right w:type="dxa" w:w="150"/>
+            </w:tcMar>
+          </w:tcPr>
+          <w:p>
+            <w:r>
+              <w:rPr>
+                <w:b/>
+                <w:bCs/>
+                <w:color w:val="5F6B79"/>
+                <w:sz w:val="16"/>
+                <w:szCs w:val="16"/>
+              </w:rPr>
+              <w:t xml:space="preserve">PUBLISH</w:t>
+            </w:r>
+          </w:p>
+        </w:tc>
+        <w:tc>
+          <w:tcPr>
+            <w:tcW w:type="dxa" w:w="7160"/>
+            <w:tcMar>
+              <w:top w:type="dxa" w:w="90"/>
+              <w:left w:type="dxa" w:w="150"/>
+              <w:bottom w:type="dxa" w:w="90"/>
+              <w:right w:type="dxa" w:w="150"/>
+            </w:tcMar>
+          </w:tcPr>
+          <w:p>
+            <w:pPr>
+              <w:spacing w:line="280"/>
+            </w:pPr>
+            <w:r>
+              <w:rPr>
+                <w:b/>
+                <w:bCs/>
+                <w:color w:val="10243A"/>
+                <w:sz w:val="19"/>
+                <w:szCs w:val="19"/>
+              </w:rPr>
+              <w:t xml:space="preserve">Published before class</w:t>
+            </w:r>
+          </w:p>
+        </w:tc>
+      </w:tr>
+      <w:tr>
+        <w:tc>
+          <w:tcPr>
+            <w:tcW w:type="dxa" w:w="9360"/>
+            <w:gridSpan w:val="2"/>
+            <w:tcMar>
+              <w:top w:type="dxa" w:w="150"/>
+              <w:left w:type="dxa" w:w="190"/>
+              <w:bottom w:type="dxa" w:w="150"/>
+              <w:right w:type="dxa" w:w="190"/>
+            </w:tcMar>
+          </w:tcPr>
+          <w:p>
+            <w:pPr>
+              <w:spacing w:after="90"/>
+            </w:pPr>
+            <w:r>
+              <w:rPr>
+                <w:b/>
+                <w:bCs/>
+                <w:color w:val="10243A"/>
+                <w:sz w:val="16"/>
+                <w:szCs w:val="16"/>
+                <w:spacing w:val="20"/>
+              </w:rPr>
+              <w:t xml:space="preserve">PASTE THIS AS THE DESCRIPTION</w:t>
+            </w:r>
+          </w:p>
+          <w:p>
+            <w:pPr>
+              <w:spacing w:after="110" w:line="300"/>
+            </w:pPr>
+            <w:r>
+              <w:rPr>
+                <w:color w:val="1B1B1B"/>
+                <w:sz w:val="20"/>
+                <w:szCs w:val="20"/>
+              </w:rPr>
+              <w:t xml:space="preserve">Open the worksheet and work through it in order. Do not skip ahead — Parts C, D and E need something you do not have yet.</w:t>
+            </w:r>
+          </w:p>
+          <w:p>
+            <w:pPr>
+              <w:spacing w:after="110" w:line="300"/>
+            </w:pPr>
+            <w:r>
+              <w:rPr>
+                <w:color w:val="1B1B1B"/>
+                <w:sz w:val="20"/>
+                <w:szCs w:val="20"/>
+              </w:rPr>
+              <w:t xml:space="preserve">You will need your incident report and your supplemental report from last week. Have both open beside this.</w:t>
+            </w:r>
+          </w:p>
+          <w:p>
+            <w:pPr>
+              <w:spacing w:after="110" w:line="300"/>
+            </w:pPr>
+            <w:r>
+              <w:rPr>
+                <w:color w:val="1B1B1B"/>
+                <w:sz w:val="20"/>
+                <w:szCs w:val="20"/>
+              </w:rPr>
+              <w:t xml:space="preserve">Part A: review your own report against the checklist. Be honest; nobody is marking the boxes. Then answer the two written questions underneath.</w:t>
+            </w:r>
+          </w:p>
+          <w:p>
+            <w:pPr>
+              <w:spacing w:after="110" w:line="300"/>
+            </w:pPr>
+            <w:r>
+              <w:rPr>
+                <w:color w:val="1B1B1B"/>
+                <w:sz w:val="20"/>
+                <w:szCs w:val="20"/>
+              </w:rPr>
+              <w:t xml:space="preserve">Part B: find the law. Go to flsenate.gov, open Laws and then Florida Statutes, and find Chapter 812. Locate the section that defines theft. Copy the statute’s exact words for the tier you land on — do not put it in your own words.</w:t>
+            </w:r>
+          </w:p>
+          <w:p>
+            <w:pPr>
+              <w:spacing w:after="110" w:line="300"/>
+            </w:pPr>
+            <w:r>
+              <w:rPr>
+                <w:color w:val="1B1B1B"/>
+                <w:sz w:val="20"/>
+                <w:szCs w:val="20"/>
+              </w:rPr>
+              <w:t xml:space="preserve">Part C: match every element the statute requires to a fact from your file, and name the document that fact came from.</w:t>
+            </w:r>
+          </w:p>
+          <w:p>
+            <w:pPr>
+              <w:spacing w:after="110" w:line="300"/>
+            </w:pPr>
+            <w:r>
+              <w:rPr>
+                <w:color w:val="1B1B1B"/>
+                <w:sz w:val="20"/>
+                <w:szCs w:val="20"/>
+              </w:rPr>
+              <w:t xml:space="preserve">Part D: write the affidavit. Short and specific — eight to twelve sentences. You are not retelling your narrative.</w:t>
+            </w:r>
+          </w:p>
+          <w:p>
+            <w:pPr>
+              <w:spacing w:after="110" w:line="300"/>
+            </w:pPr>
+            <w:r>
+              <w:rPr>
+                <w:color w:val="1B1B1B"/>
+                <w:sz w:val="20"/>
+                <w:szCs w:val="20"/>
+              </w:rPr>
+              <w:t xml:space="preserve">Part E: say plainly what this affidavit does not prove.</w:t>
+            </w:r>
+          </w:p>
+          <w:p>
+            <w:pPr>
+              <w:spacing w:after="0" w:line="300"/>
+            </w:pPr>
+            <w:r>
+              <w:rPr>
+                <w:color w:val="1B1B1B"/>
+                <w:sz w:val="20"/>
+                <w:szCs w:val="20"/>
+              </w:rPr>
+              <w:t xml:space="preserve">Submit the worksheet when you are finished.</w:t>
+            </w:r>
+          </w:p>
+        </w:tc>
+      </w:tr>
+    </w:tbl>
+    <w:p>
+      <w:pPr>
+        <w:spacing w:after="220" w:line="276"/>
+      </w:pPr>
+      <w:r>
+        <w:rPr>
+          <w:color w:val="1B1B1B"/>
+          <w:sz w:val="21"/>
+          <w:szCs w:val="21"/>
+        </w:rPr>
+        <w:t xml:space="preserve"/>
+      </w:r>
+    </w:p>
+    <w:tbl>
+      <w:tblPr>
+        <w:tblW w:type="dxa" w:w="9360"/>
+        <w:tblBorders>
+          <w:top w:val="single" w:color="9A3412" w:sz="8"/>
+          <w:left w:val="single" w:color="9A3412" w:sz="8"/>
+          <w:bottom w:val="single" w:color="9A3412" w:sz="8"/>
+          <w:right w:val="single" w:color="9A3412" w:sz="8"/>
+          <w:insideH w:val="single" w:color="9A3412" w:sz="8"/>
+          <w:insideV w:val="single" w:color="9A3412" w:sz="8"/>
+        </w:tblBorders>
+      </w:tblPr>
+      <w:tblGrid>
+        <w:gridCol w:w="2200"/>
+        <w:gridCol w:w="7160"/>
+      </w:tblGrid>
+      <w:tr>
+        <w:tc>
+          <w:tcPr>
+            <w:tcW w:type="dxa" w:w="9360"/>
+            <w:gridSpan w:val="2"/>
+            <w:shd w:fill="9A3412" w:val="clear"/>
+            <w:tcMar>
+              <w:top w:type="dxa" w:w="110"/>
+              <w:left w:type="dxa" w:w="170"/>
+              <w:bottom w:type="dxa" w:w="110"/>
+              <w:right w:type="dxa" w:w="170"/>
+            </w:tcMar>
+          </w:tcPr>
+          <w:p>
+            <w:r>
+              <w:rPr>
+                <w:b/>
+                <w:bCs/>
+                <w:color w:val="FFFFFF"/>
+                <w:sz w:val="17"/>
+                <w:szCs w:val="17"/>
+                <w:spacing w:val="30"/>
+              </w:rPr>
+              <w:t xml:space="preserve">ASSIGNMENT 2</w:t>
+            </w:r>
+            <w:r>
+              <w:rPr>
+                <w:b/>
+                <w:bCs/>
+                <w:color w:val="FFFFFF"/>
+                <w:sz w:val="17"/>
+                <w:szCs w:val="17"/>
+                <w:spacing w:val="20"/>
+              </w:rPr>
+              <w:t xml:space="preserve">    PROBABLE CAUSE — PAWN TRANSACTION RECORD</w:t>
+            </w:r>
+          </w:p>
+        </w:tc>
+      </w:tr>
+      <w:tr>
+        <w:tc>
+          <w:tcPr>
+            <w:tcW w:type="dxa" w:w="2200"/>
+            <w:shd w:fill="F2F5F8" w:val="clear"/>
+            <w:tcMar>
+              <w:top w:type="dxa" w:w="90"/>
+              <w:left w:type="dxa" w:w="150"/>
+              <w:bottom w:type="dxa" w:w="90"/>
+              <w:right w:type="dxa" w:w="150"/>
+            </w:tcMar>
+          </w:tcPr>
+          <w:p>
+            <w:r>
+              <w:rPr>
+                <w:b/>
+                <w:bCs/>
+                <w:color w:val="5F6B79"/>
+                <w:sz w:val="16"/>
+                <w:szCs w:val="16"/>
+              </w:rPr>
+              <w:t xml:space="preserve">ATTACH</w:t>
+            </w:r>
+          </w:p>
+        </w:tc>
+        <w:tc>
+          <w:tcPr>
+            <w:tcW w:type="dxa" w:w="7160"/>
+            <w:tcMar>
+              <w:top w:type="dxa" w:w="90"/>
+              <w:left w:type="dxa" w:w="150"/>
+              <w:bottom w:type="dxa" w:w="90"/>
+              <w:right w:type="dxa" w:w="150"/>
+            </w:tcMar>
+          </w:tcPr>
+          <w:p>
+            <w:pPr>
+              <w:spacing w:line="280"/>
+            </w:pPr>
+            <w:r>
+              <w:rPr>
+                <w:color w:val="1B1B1B"/>
+                <w:sz w:val="19"/>
+                <w:szCs w:val="19"/>
+              </w:rPr>
+              <w:t xml:space="preserve">1 - Pawn Transaction Record.docx</w:t>
+            </w:r>
+          </w:p>
+        </w:tc>
+      </w:tr>
+      <w:tr>
+        <w:tc>
+          <w:tcPr>
+            <w:tcW w:type="dxa" w:w="2200"/>
+            <w:shd w:fill="F2F5F8" w:val="clear"/>
+            <w:tcMar>
+              <w:top w:type="dxa" w:w="90"/>
+              <w:left w:type="dxa" w:w="150"/>
+              <w:bottom w:type="dxa" w:w="90"/>
+              <w:right w:type="dxa" w:w="150"/>
+            </w:tcMar>
+          </w:tcPr>
+          <w:p>
+            <w:r>
+              <w:rPr>
+                <w:b/>
+                <w:bCs/>
+                <w:color w:val="5F6B79"/>
+                <w:sz w:val="16"/>
+                <w:szCs w:val="16"/>
+              </w:rPr>
+              <w:t xml:space="preserve">POINTS</w:t>
+            </w:r>
+          </w:p>
+        </w:tc>
+        <w:tc>
+          <w:tcPr>
+            <w:tcW w:type="dxa" w:w="7160"/>
+            <w:tcMar>
+              <w:top w:type="dxa" w:w="90"/>
+              <w:left w:type="dxa" w:w="150"/>
+              <w:bottom w:type="dxa" w:w="90"/>
+              <w:right w:type="dxa" w:w="150"/>
+            </w:tcMar>
+          </w:tcPr>
+          <w:p>
+            <w:pPr>
+              <w:spacing w:line="280"/>
+            </w:pPr>
+            <w:r>
+              <w:rPr>
+                <w:color w:val="1B1B1B"/>
+                <w:sz w:val="19"/>
+                <w:szCs w:val="19"/>
+              </w:rPr>
+              <w:t xml:space="preserve">0 — this is evidence, not an assignment</w:t>
+            </w:r>
+          </w:p>
+        </w:tc>
+      </w:tr>
+      <w:tr>
+        <w:tc>
+          <w:tcPr>
+            <w:tcW w:type="dxa" w:w="2200"/>
+            <w:shd w:fill="F2F5F8" w:val="clear"/>
+            <w:tcMar>
+              <w:top w:type="dxa" w:w="90"/>
+              <w:left w:type="dxa" w:w="150"/>
+              <w:bottom w:type="dxa" w:w="90"/>
+              <w:right w:type="dxa" w:w="150"/>
+            </w:tcMar>
+          </w:tcPr>
+          <w:p>
+            <w:r>
+              <w:rPr>
+                <w:b/>
+                <w:bCs/>
+                <w:color w:val="5F6B79"/>
+                <w:sz w:val="16"/>
+                <w:szCs w:val="16"/>
+              </w:rPr>
+              <w:t xml:space="preserve">SUBMISSION</w:t>
+            </w:r>
+          </w:p>
+        </w:tc>
+        <w:tc>
+          <w:tcPr>
+            <w:tcW w:type="dxa" w:w="7160"/>
+            <w:tcMar>
+              <w:top w:type="dxa" w:w="90"/>
+              <w:left w:type="dxa" w:w="150"/>
+              <w:bottom w:type="dxa" w:w="90"/>
+              <w:right w:type="dxa" w:w="150"/>
+            </w:tcMar>
+          </w:tcPr>
+          <w:p>
+            <w:pPr>
+              <w:spacing w:line="280"/>
+            </w:pPr>
+            <w:r>
+              <w:rPr>
+                <w:color w:val="1B1B1B"/>
+                <w:sz w:val="19"/>
+                <w:szCs w:val="19"/>
+              </w:rPr>
+              <w:t xml:space="preserve">No submission</w:t>
+            </w:r>
+          </w:p>
+        </w:tc>
+      </w:tr>
+      <w:tr>
+        <w:tc>
+          <w:tcPr>
+            <w:tcW w:type="dxa" w:w="2200"/>
+            <w:shd w:fill="F2F5F8" w:val="clear"/>
+            <w:tcMar>
+              <w:top w:type="dxa" w:w="90"/>
+              <w:left w:type="dxa" w:w="150"/>
+              <w:bottom w:type="dxa" w:w="90"/>
+              <w:right w:type="dxa" w:w="150"/>
+            </w:tcMar>
+          </w:tcPr>
+          <w:p>
+            <w:r>
+              <w:rPr>
+                <w:b/>
+                <w:bCs/>
+                <w:color w:val="5F6B79"/>
+                <w:sz w:val="16"/>
+                <w:szCs w:val="16"/>
+              </w:rPr>
+              <w:t xml:space="preserve">PUBLISH</w:t>
+            </w:r>
+          </w:p>
+        </w:tc>
+        <w:tc>
+          <w:tcPr>
+            <w:tcW w:type="dxa" w:w="7160"/>
+            <w:tcMar>
+              <w:top w:type="dxa" w:w="90"/>
+              <w:left w:type="dxa" w:w="150"/>
+              <w:bottom w:type="dxa" w:w="90"/>
+              <w:right w:type="dxa" w:w="150"/>
+            </w:tcMar>
+          </w:tcPr>
+          <w:p>
+            <w:pPr>
+              <w:spacing w:line="280"/>
+            </w:pPr>
+            <w:r>
+              <w:rPr>
+                <w:b/>
+                <w:bCs/>
+                <w:color w:val="9A3412"/>
+                <w:sz w:val="19"/>
+                <w:szCs w:val="19"/>
+              </w:rPr>
+              <w:t xml:space="preserve">LEAVE UNPUBLISHED until minute 32</w:t>
+            </w:r>
+          </w:p>
+        </w:tc>
+      </w:tr>
+      <w:tr>
+        <w:tc>
+          <w:tcPr>
+            <w:tcW w:type="dxa" w:w="9360"/>
+            <w:gridSpan w:val="2"/>
+            <w:tcMar>
+              <w:top w:type="dxa" w:w="150"/>
+              <w:left w:type="dxa" w:w="190"/>
+              <w:bottom w:type="dxa" w:w="150"/>
+              <w:right w:type="dxa" w:w="190"/>
+            </w:tcMar>
+          </w:tcPr>
+          <w:p>
+            <w:pPr>
+              <w:spacing w:after="90"/>
+            </w:pPr>
+            <w:r>
+              <w:rPr>
+                <w:b/>
+                <w:bCs/>
+                <w:color w:val="9A3412"/>
+                <w:sz w:val="16"/>
+                <w:szCs w:val="16"/>
+                <w:spacing w:val="20"/>
+              </w:rPr>
+              <w:t xml:space="preserve">PASTE THIS AS THE DESCRIPTION</w:t>
+            </w:r>
+          </w:p>
+          <w:p>
+            <w:pPr>
+              <w:spacing w:after="110" w:line="300"/>
+            </w:pPr>
+            <w:r>
+              <w:rPr>
+                <w:color w:val="1B1B1B"/>
+                <w:sz w:val="20"/>
+                <w:szCs w:val="20"/>
+              </w:rPr>
+              <w:t xml:space="preserve">New evidence in the Lincoln Community Center case.</w:t>
+            </w:r>
+          </w:p>
+          <w:p>
+            <w:pPr>
+              <w:spacing w:after="110" w:line="300"/>
+            </w:pPr>
+            <w:r>
+              <w:rPr>
+                <w:color w:val="1B1B1B"/>
+                <w:sz w:val="20"/>
+                <w:szCs w:val="20"/>
+              </w:rPr>
+              <w:t xml:space="preserve">Three days after you filed your report, the asset tags you recorded in your supplemental report were run through the regional pawn transaction database. Two of the nine came back.</w:t>
+            </w:r>
+          </w:p>
+          <w:p>
+            <w:pPr>
+              <w:spacing w:after="0" w:line="300"/>
+            </w:pPr>
+            <w:r>
+              <w:rPr>
+                <w:color w:val="1B1B1B"/>
+                <w:sz w:val="20"/>
+                <w:szCs w:val="20"/>
+              </w:rPr>
+              <w:t xml:space="preserve">This is the record the pawnbroker filed. Read it carefully, then go back to Part C of your worksheet.</w:t>
+            </w:r>
+          </w:p>
+        </w:tc>
+      </w:tr>
+    </w:tbl>
+    <w:p>
+      <w:pPr>
+        <w:spacing w:after="220" w:line="276"/>
+      </w:pPr>
+      <w:r>
+        <w:rPr>
+          <w:color w:val="1B1B1B"/>
+          <w:sz w:val="21"/>
+          <w:szCs w:val="21"/>
+        </w:rPr>
+        <w:t xml:space="preserve"/>
+      </w:r>
+    </w:p>
+    <w:tbl>
+      <w:tblPr>
+        <w:tblW w:type="dxa" w:w="9360"/>
+        <w:tblBorders>
+          <w:top w:val="single" w:color="1A5FB4" w:sz="8"/>
+          <w:left w:val="single" w:color="1A5FB4" w:sz="8"/>
+          <w:bottom w:val="single" w:color="1A5FB4" w:sz="8"/>
+          <w:right w:val="single" w:color="1A5FB4" w:sz="8"/>
+          <w:insideH w:val="single" w:color="1A5FB4" w:sz="8"/>
+          <w:insideV w:val="single" w:color="1A5FB4" w:sz="8"/>
+        </w:tblBorders>
+      </w:tblPr>
+      <w:tblGrid>
+        <w:gridCol w:w="9360"/>
+      </w:tblGrid>
+      <w:tr>
+        <w:tc>
+          <w:tcPr>
+            <w:tcW w:type="dxa" w:w="9360"/>
+            <w:tcMar>
+              <w:top w:type="dxa" w:w="160"/>
+              <w:left w:type="dxa" w:w="200"/>
+              <w:bottom w:type="dxa" w:w="160"/>
+              <w:right w:type="dxa" w:w="200"/>
+            </w:tcMar>
+          </w:tcPr>
+          <w:p>
+            <w:pPr>
+              <w:spacing w:after="70"/>
+            </w:pPr>
+            <w:r>
+              <w:rPr>
+                <w:b/>
+                <w:bCs/>
+                <w:color w:val="1A5FB4"/>
+                <w:sz w:val="17"/>
+                <w:szCs w:val="17"/>
+                <w:spacing w:val="20"/>
+              </w:rPr>
+              <w:t xml:space="preserve">ALSO</w:t>
+            </w:r>
+          </w:p>
+          <w:p>
+            <w:pPr>
+              <w:spacing w:after="70" w:line="285"/>
+              <w:ind w:left="300" w:hanging="300"/>
+            </w:pPr>
+            <w:r>
+              <w:rPr>
+                <w:b/>
+                <w:bCs/>
+                <w:color w:val="1A5FB4"/>
+                <w:sz w:val="19"/>
+                <w:szCs w:val="19"/>
+              </w:rPr>
+              <w:t xml:space="preserve">—   </w:t>
+            </w:r>
+            <w:r>
+              <w:rPr>
+                <w:b/>
+                <w:bCs/>
+                <w:i w:val="false"/>
+                <w:iCs w:val="false"/>
+                <w:color w:val="1B1B1B"/>
+                <w:sz w:val="19"/>
+                <w:szCs w:val="19"/>
+              </w:rPr>
+              <w:t xml:space="preserve">Check that Chromebooks can reach flsenate.gov before first period.</w:t>
+            </w:r>
+            <w:r>
+              <w:rPr>
+                <w:color w:val="5F6B79"/>
+                <w:sz w:val="19"/>
+                <w:szCs w:val="19"/>
+              </w:rPr>
+              <w:t xml:space="preserve"> If your filter blocks it, Part B has to come off the devices and go on the board instead.</w:t>
+            </w:r>
+          </w:p>
+          <w:p>
+            <w:pPr>
+              <w:spacing w:after="70" w:line="285"/>
+              <w:ind w:left="300" w:hanging="300"/>
+            </w:pPr>
+            <w:r>
+              <w:rPr>
+                <w:b/>
+                <w:bCs/>
+                <w:color w:val="1A5FB4"/>
+                <w:sz w:val="19"/>
+                <w:szCs w:val="19"/>
+              </w:rPr>
+              <w:t xml:space="preserve">—   </w:t>
+            </w:r>
+            <w:r>
+              <w:rPr>
+                <w:color w:val="5F6B79"/>
+                <w:sz w:val="19"/>
+                <w:szCs w:val="19"/>
+              </w:rPr>
+              <w:t xml:space="preserve">Remind students in the Canvas description of assignment 1 to bring last week’s two reports. Without them, Part A does not work.</w:t>
+            </w:r>
+          </w:p>
+          <w:p>
+            <w:pPr>
+              <w:spacing w:after="70" w:line="285"/>
+              <w:ind w:left="300" w:hanging="300"/>
+            </w:pPr>
+            <w:r>
+              <w:rPr>
+                <w:b/>
+                <w:bCs/>
+                <w:color w:val="1A5FB4"/>
+                <w:sz w:val="19"/>
+                <w:szCs w:val="19"/>
+              </w:rPr>
+              <w:t xml:space="preserve">—   </w:t>
+            </w:r>
+            <w:r>
+              <w:rPr>
+                <w:color w:val="5F6B79"/>
+                <w:sz w:val="19"/>
+                <w:szCs w:val="19"/>
+              </w:rPr>
+              <w:t xml:space="preserve">If you want a single gradebook column, make assignment 2 worth 0 points and ungraded — it exists only to deliver the document at the right moment.</w:t>
+            </w:r>
+          </w:p>
+        </w:tc>
+      </w:tr>
+    </w:tbl>
+    <w:p>
+      <w:r>
+        <w:br w:type="page"/>
       </w:r>
     </w:p>
     <w:tbl>

--- a/lessons/03 - probable cause/0 - TEACHER - Run Sheet - Probable Cause.docx
+++ b/lessons/03 - probable cause/0 - TEACHER - Run Sheet - Probable Cause.docx
@@ -368,7 +368,7 @@
                 <w:sz w:val="19"/>
                 <w:szCs w:val="19"/>
               </w:rPr>
-              <w:t xml:space="preserve">One Canvas assignment with file 1 (pawn record) attached but </w:t>
+              <w:t xml:space="preserve">File 2 (worksheet) as a </w:t>
             </w:r>
             <w:r>
               <w:rPr>
@@ -380,7 +380,7 @@
                 <w:sz w:val="19"/>
                 <w:szCs w:val="19"/>
               </w:rPr>
-              <w:t xml:space="preserve">unpublished</w:t>
+              <w:t xml:space="preserve">OneDrive cloud assignment</w:t>
             </w:r>
             <w:r>
               <w:rPr>
@@ -388,7 +388,127 @@
                 <w:sz w:val="19"/>
                 <w:szCs w:val="19"/>
               </w:rPr>
-              <w:t xml:space="preserve">, and a second with file 2 (worksheet) published from the start — they need Parts A and B before the record drops.</w:t>
+              <w:t xml:space="preserve">, published from the start — attached, it opens read-only and they cannot save. </w:t>
+            </w:r>
+            <w:r>
+              <w:rPr>
+                <w:b/>
+                <w:bCs/>
+                <w:i w:val="false"/>
+                <w:iCs w:val="false"/>
+                <w:color w:val="1B1B1B"/>
+                <w:sz w:val="19"/>
+                <w:szCs w:val="19"/>
+              </w:rPr>
+              <w:t xml:space="preserve">External Tool</w:t>
+            </w:r>
+            <w:r>
+              <w:rPr>
+                <w:color w:val="5F6B79"/>
+                <w:sz w:val="19"/>
+                <w:szCs w:val="19"/>
+              </w:rPr>
+              <w:t xml:space="preserve"> → </w:t>
+            </w:r>
+            <w:r>
+              <w:rPr>
+                <w:b/>
+                <w:bCs/>
+                <w:i w:val="false"/>
+                <w:iCs w:val="false"/>
+                <w:color w:val="1B1B1B"/>
+                <w:sz w:val="19"/>
+                <w:szCs w:val="19"/>
+              </w:rPr>
+              <w:t xml:space="preserve">Find</w:t>
+            </w:r>
+            <w:r>
+              <w:rPr>
+                <w:color w:val="5F6B79"/>
+                <w:sz w:val="19"/>
+                <w:szCs w:val="19"/>
+              </w:rPr>
+              <w:t xml:space="preserve"> → </w:t>
+            </w:r>
+            <w:r>
+              <w:rPr>
+                <w:b/>
+                <w:bCs/>
+                <w:i w:val="false"/>
+                <w:iCs w:val="false"/>
+                <w:color w:val="1B1B1B"/>
+                <w:sz w:val="19"/>
+                <w:szCs w:val="19"/>
+              </w:rPr>
+              <w:t xml:space="preserve">Microsoft OneDrive</w:t>
+            </w:r>
+            <w:r>
+              <w:rPr>
+                <w:color w:val="5F6B79"/>
+                <w:sz w:val="19"/>
+                <w:szCs w:val="19"/>
+              </w:rPr>
+              <w:t xml:space="preserve"> (or Microsoft 365) → pick the file → </w:t>
+            </w:r>
+            <w:r>
+              <w:rPr>
+                <w:b/>
+                <w:bCs/>
+                <w:i w:val="false"/>
+                <w:iCs w:val="false"/>
+                <w:color w:val="1B1B1B"/>
+                <w:sz w:val="19"/>
+                <w:szCs w:val="19"/>
+              </w:rPr>
+              <w:t xml:space="preserve">Attach</w:t>
+            </w:r>
+            <w:r>
+              <w:rPr>
+                <w:color w:val="5F6B79"/>
+                <w:sz w:val="19"/>
+                <w:szCs w:val="19"/>
+              </w:rPr>
+              <w:t xml:space="preserve"> → </w:t>
+            </w:r>
+            <w:r>
+              <w:rPr>
+                <w:b/>
+                <w:bCs/>
+                <w:i w:val="false"/>
+                <w:iCs w:val="false"/>
+                <w:color w:val="1B1B1B"/>
+                <w:sz w:val="19"/>
+                <w:szCs w:val="19"/>
+              </w:rPr>
+              <w:t xml:space="preserve">Select</w:t>
+            </w:r>
+            <w:r>
+              <w:rPr>
+                <w:color w:val="5F6B79"/>
+                <w:sz w:val="19"/>
+                <w:szCs w:val="19"/>
+              </w:rPr>
+              <w:t xml:space="preserve">. </w:t>
+            </w:r>
+            <w:r>
+              <w:rPr>
+                <w:b/>
+                <w:bCs/>
+                <w:i w:val="false"/>
+                <w:iCs w:val="false"/>
+                <w:color w:val="1B1B1B"/>
+                <w:sz w:val="19"/>
+                <w:szCs w:val="19"/>
+              </w:rPr>
+              <w:t xml:space="preserve">Never edit it after they open it</w:t>
+            </w:r>
+            <w:r>
+              <w:rPr>
+                <w:color w:val="5F6B79"/>
+                <w:sz w:val="19"/>
+                <w:szCs w:val="19"/>
+              </w:rPr>
+              <w:t xml:space="preserve">: their work is lost.</w:t>
             </w:r>
           </w:p>
           <w:p>
@@ -412,7 +532,27 @@
                 <w:sz w:val="19"/>
                 <w:szCs w:val="19"/>
               </w:rPr>
-              <w:t xml:space="preserve">Students need their incident report and supplemental report from last week. Remind them in the Canvas description.</w:t>
+              <w:t xml:space="preserve">File 1 (pawn record) attached normally to a second assignment, </w:t>
+            </w:r>
+            <w:r>
+              <w:rPr>
+                <w:b/>
+                <w:bCs/>
+                <w:i w:val="false"/>
+                <w:iCs w:val="false"/>
+                <w:color w:val="1B1B1B"/>
+                <w:sz w:val="19"/>
+                <w:szCs w:val="19"/>
+              </w:rPr>
+              <w:t xml:space="preserve">unpublished</w:t>
+            </w:r>
+            <w:r>
+              <w:rPr>
+                <w:color w:val="5F6B79"/>
+                <w:sz w:val="19"/>
+                <w:szCs w:val="19"/>
+              </w:rPr>
+              <w:t xml:space="preserve">. Evidence can stay read-only.</w:t>
             </w:r>
           </w:p>
           <w:p>
@@ -436,7 +576,7 @@
                 <w:sz w:val="19"/>
                 <w:szCs w:val="19"/>
               </w:rPr>
-              <w:t xml:space="preserve">Open file 1 from OneDrive for the board, not the Canvas preview.</w:t>
+              <w:t xml:space="preserve">No Microsoft OneDrive under External Tool? Attach file 2, set Online → File Uploads; they download, type, and upload it back.</w:t>
             </w:r>
           </w:p>
           <w:p>
@@ -453,6 +593,54 @@
                 <w:szCs w:val="19"/>
               </w:rPr>
               <w:t xml:space="preserve">4.  </w:t>
+            </w:r>
+            <w:r>
+              <w:rPr>
+                <w:color w:val="5F6B79"/>
+                <w:sz w:val="19"/>
+                <w:szCs w:val="19"/>
+              </w:rPr>
+              <w:t xml:space="preserve">Students need their incident report and supplemental report from last week. Remind them in the Canvas description.</w:t>
+            </w:r>
+          </w:p>
+          <w:p>
+            <w:pPr>
+              <w:spacing w:after="75" w:line="285"/>
+              <w:ind w:left="340" w:hanging="340"/>
+            </w:pPr>
+            <w:r>
+              <w:rPr>
+                <w:b/>
+                <w:bCs/>
+                <w:color w:val="9A3412"/>
+                <w:sz w:val="19"/>
+                <w:szCs w:val="19"/>
+              </w:rPr>
+              <w:t xml:space="preserve">5.  </w:t>
+            </w:r>
+            <w:r>
+              <w:rPr>
+                <w:color w:val="5F6B79"/>
+                <w:sz w:val="19"/>
+                <w:szCs w:val="19"/>
+              </w:rPr>
+              <w:t xml:space="preserve">Open file 1 from OneDrive for the board, not the Canvas preview.</w:t>
+            </w:r>
+          </w:p>
+          <w:p>
+            <w:pPr>
+              <w:spacing w:after="75" w:line="285"/>
+              <w:ind w:left="340" w:hanging="340"/>
+            </w:pPr>
+            <w:r>
+              <w:rPr>
+                <w:b/>
+                <w:bCs/>
+                <w:color w:val="9A3412"/>
+                <w:sz w:val="19"/>
+                <w:szCs w:val="19"/>
+              </w:rPr>
+              <w:t xml:space="preserve">6.  </w:t>
             </w:r>
             <w:r>
               <w:rPr>
